--- a/docs/br/AI_for_Americans_First_PTBR.docx
+++ b/docs/br/AI_for_Americans_First_PTBR.docx
@@ -2709,7 +2709,7 @@
           <w:color w:val="202020"/>
           <w:sz w:val="22"/>
         </w:rPr>
-        <w:t>F(r,t) - Capacidade de compute IA instalada. A estimacao segue uma abordagem bottom-up. A camada principal vem do conjunto Epoch AI GPU Clusters (versao abril de 2026), fornecendo o desempenho em FLOP/s 16 bits e em equivalentes H100 agregado por pais para 2019-2026. As parcelas nacionais de compute operacional no snapshot de abril de 2026 sao: EUA 76,9 por cento, China 12,8 por cento, UE (13 economias principais) 4,4 por cento, Noruega 1,1 por cento, Japao 1,0 por cento.[17] Quando todos os clusters reportados sao incluidos (operacionais mais planejados), a parcela EUA passa para cerca de 50 por cento, com o Golfo (EAU, Arabia Saudita) e a Coreia capturando uma grande parcela da construcao projetada 2027-2030. A camada complementar vem da OCDE (Lehdonvirta et al., 2025), catalogando regioes cloud com aceleradores IA em 39 economias, capturando a dimensao de acessibilidade que o compute fisicamente instalado nao reflete plenamente.</w:t>
+        <w:t>F(r,t) - Capacidade de compute IA instalada. A estimacao segue uma abordagem bottom-up. A camada principal vem do conjunto Epoch AI GPU Clusters (versao abril de 2026), fornecendo o desempenho em FLOP/s 16 bits e em equivalentes H100 agregado por pais para 2019-2026. As parcelas nacionais de compute operacional no snapshot de abril de 2026 sao: EUA 78,9 por cento, China 12,8 por cento, UE (13 economias principais) 4,4 por cento, Noruega 1,1 por cento, Japao 1,0 por cento.[17] Quando todos os clusters reportados sao incluidos (operacionais mais planejados), a parcela EUA passa para cerca de 50 por cento, com o Golfo (EAU, Arabia Saudita) e a Coreia capturando uma grande parcela da construcao projetada 2027-2030. A camada complementar vem da OCDE (Lehdonvirta et al., 2025), catalogando regioes cloud com aceleradores IA em 39 economias, capturando a dimensao de acessibilidade que o compute fisicamente instalado nao reflete plenamente.</w:t>
       </w:r>
     </w:p>
     <w:p>
@@ -2784,7 +2784,7 @@
           <w:color w:val="202020"/>
           <w:sz w:val="22"/>
         </w:rPr>
-        <w:t>Esta escolha de normalizacao e metodologicamente fundamentada em tres argumentos. Primeiro, os Estados Unidos constituem um benchmark natural dada sua posicao dominante em todos os quatro fatores do CACI: 76,9 por cento do compute IA operacional global (Epoch AI, abril de 2026), os custos energeticos industriais efetivos mais baixos entre as principais economias da OCDE (85 USD/MWh, ajustado PPA, contra 115 na Franca e 140 na Alemanha - CSV do painel, abril de 2026), o maior PIB nominal e um ecossistema de capital humano IA inigualavel. Segundo, a normalizacao ao lider e a convencao estabelecida para indices de competitividade relativa: o RCA de Balassa (1965), o GCI do WEF (Schwab, 2019) e o Competitive Industrial Performance Index da UNIDO procedem todos por razao ao lider setorial ou nacional. Terceiro, esta normalizacao elimina ambiguidades interpretativas dos valores absolutos e permite comparacoes temporais: um CACI da Franca passando de 25 para 35 entre 2024 e 2028 significa recuperacao parcial, mesmo se os valores brutos de ambos os paises tiverem aumentado.</w:t>
+        <w:t>Esta escolha de normalizacao e metodologicamente fundamentada em tres argumentos. Primeiro, os Estados Unidos constituem um benchmark natural dada sua posicao dominante em todos os quatro fatores do CACI: 78,9 por cento do compute IA operacional global (Epoch AI, abril de 2026), os custos energeticos industriais efetivos mais baixos entre as principais economias da OCDE (85 USD/MWh, ajustado PPA, contra 115 na Franca e 140 na Alemanha - CSV do painel, abril de 2026), o maior PIB nominal e um ecossistema de capital humano IA inigualavel. Segundo, a normalizacao ao lider e a convencao estabelecida para indices de competitividade relativa: o RCA de Balassa (1965), o GCI do WEF (Schwab, 2019) e o Competitive Industrial Performance Index da UNIDO procedem todos por razao ao lider setorial ou nacional. Terceiro, esta normalizacao elimina ambiguidades interpretativas dos valores absolutos e permite comparacoes temporais: um CACI da Franca passando de 25 para 35 entre 2024 e 2028 significa recuperacao parcial, mesmo se os valores brutos de ambos os paises tiverem aumentado.</w:t>
       </w:r>
     </w:p>
     <w:p>
@@ -4327,7 +4327,7 @@
           <w:color w:val="202020"/>
           <w:sz w:val="22"/>
         </w:rPr>
-        <w:t>O resultado e inequivoco. Apenas no compute operacional, os Estados Unidos concentram 76,9 por cento da capacidade global em H100-equivalentes, a China detem 12,8 por cento, e a UE(13) representa 4,4 por cento. Os paises restantes somam aproximadamente 6 por cento. A razao operacional EUA/UE em H100-equivalentes e portanto 17,6:1, uma diferenca de magnitude consideravel que se ampliou ligeiramente desde o snapshot GeoCoded/Sanchez de maio de 2025 (74,5 / 14,1 / 4,8 por cento).[12]</w:t>
+        <w:t>O resultado e inequivoco. Apenas no compute operacional, os Estados Unidos concentram 78,9 por cento da capacidade global em H100-equivalentes, a China detem 12,8 por cento, e a UE(13) representa 4,4 por cento. Os paises restantes somam aproximadamente 6 por cento. A razao operacional EUA/UE em H100-equivalentes e portanto 17,6:1, uma diferenca de magnitude consideravel que se ampliou ligeiramente desde o snapshot GeoCoded/Sanchez de maio de 2025 (74,5 / 14,1 / 4,8 por cento).[12]</w:t>
       </w:r>
     </w:p>
     <w:p>
@@ -4732,7 +4732,7 @@
           <w:color w:val="202020"/>
           <w:sz w:val="22"/>
         </w:rPr>
-        <w:t>(2) Essa demanda esta estruturalmente concentrada nos Estados Unidos. O snapshot do painel de abril de 2026 quantifica a parcela dos EUA em 76,9 por cento do compute IA operacional em H100-equivalentes e em 49,9 por cento se incluidos os clusters anunciados; 45 por cento do consumo eletrico dos data centers; e mais de 80 por cento dos investimentos privados em IA de fronteira. A concentracao no compute operacional aumenta com o tempo.</w:t>
+        <w:t>(2) Essa demanda esta estruturalmente concentrada nos Estados Unidos. O snapshot do painel de abril de 2026 quantifica a parcela dos EUA em 78,9 por cento do compute IA operacional em H100-equivalentes e em 49,9 por cento se incluidos os clusters anunciados; 45 por cento do consumo eletrico dos data centers; e mais de 80 por cento dos investimentos privados em IA de fronteira. A concentracao no compute operacional aumenta com o tempo.</w:t>
       </w:r>
     </w:p>
     <w:p>
@@ -7712,7 +7712,7 @@
           <w:color w:val="555555"/>
           <w:sz w:val="22"/>
         </w:rPr>
-        <w:t>O Capitulo III estabeleceu os fatos: os Estados Unidos concentram 76,9 por cento do compute IA operacional mundial (49,9 por cento se incluidos os clusters planejados), 45 por cento do consumo eletrico dos data centers, e controlam 70 por cento do mercado de nuvem europeu por meio de tres hyperscalers. Este capitulo analisa os mecanismos pelos quais essa assimetria de compute se traduz em vantagem competitiva mensuravel. Identificamos quatro canais de transmissao: custos de treinamento como barreira a entrada, concentracao de nuvem como vetor de dependencia, produtividade diferenciada por regiao e captura de rendas de inovacao pelos primeiros entrantes.</w:t>
+        <w:t>O Capitulo III estabeleceu os fatos: os Estados Unidos concentram 78,9 por cento do compute IA operacional mundial (49,9 por cento se incluidos os clusters planejados), 45 por cento do consumo eletrico dos data centers, e controlam 70 por cento do mercado de nuvem europeu por meio de tres hyperscalers. Este capitulo analisa os mecanismos pelos quais essa assimetria de compute se traduz em vantagem competitiva mensuravel. Identificamos quatro canais de transmissao: custos de treinamento como barreira a entrada, concentracao de nuvem como vetor de dependencia, produtividade diferenciada por regiao e captura de rendas de inovacao pelos primeiros entrantes.</w:t>
       </w:r>
     </w:p>
     <w:p>
@@ -8282,7 +8282,7 @@
           <w:color w:val="202020"/>
           <w:sz w:val="22"/>
         </w:rPr>
-        <w:t>Os quatro canais identificados formam um sistema reforcador. A assimetria de compute (Capitulo III) alimenta custos de treinamento diferenciados (4.1), que reforcam a dependencia da nuvem dos EUA (4.2), que restringe a produtividade realizavel (4.3), que retarda o investimento europeu e reforca a captura de rendas pelos atores americanos (4.4), que por sua vez amplia o gap de compute. Com o snapshot de abril de 2026 - 76,9 por cento de parcela de compute operacional, 1,59x de custo energetico ajustado-PPA e uma razao CACI Power Mode de 3,47:1 - esse circulo constitui o que Farrell e Newman (2019) descreveriam como uma weaponizacao da interdependencia estrutural: a dependencia europeia da infraestrutura americana, inicialmente fundada na eficiencia economica, torna-se uma alavanca de poder geopolitico quando instrumentalizada por medidas como a Secao 232.</w:t>
+        <w:t>Os quatro canais identificados formam um sistema reforcador. A assimetria de compute (Capitulo III) alimenta custos de treinamento diferenciados (4.1), que reforcam a dependencia da nuvem dos EUA (4.2), que restringe a produtividade realizavel (4.3), que retarda o investimento europeu e reforca a captura de rendas pelos atores americanos (4.4), que por sua vez amplia o gap de compute. Com o snapshot de abril de 2026 - 78,9 por cento de parcela de compute operacional, 1,59x de custo energetico ajustado-PPA e uma razao CACI Power Mode de 3,47:1 - esse circulo constitui o que Farrell e Newman (2019) descreveriam como uma weaponizacao da interdependencia estrutural: a dependencia europeia da infraestrutura americana, inicialmente fundada na eficiencia economica, torna-se uma alavanca de poder geopolitico quando instrumentalizada por medidas como a Secao 232.</w:t>
       </w:r>
     </w:p>
     <w:p>
@@ -13009,7 +13009,7 @@
                 <w:color w:val="202020"/>
                 <w:sz w:val="20"/>
               </w:rPr>
-              <w:t>~78,9 pct (dominancia AWS/Azure/GCP)</w:t>
+              <w:t>~77 pct (dominancia AWS/Azure/GCP)</w:t>
             </w:r>
           </w:p>
         </w:tc>
@@ -17294,7 +17294,7 @@
           <w:color w:val="202020"/>
           <w:sz w:val="22"/>
         </w:rPr>
-        <w:t>Essa dinamica de adocao contrasta com um deficit infraestrutural consideravel. Os paises de alta renda abrigam 78,9 por cento da capacidade mundial de data centers de colocation (junho de 2025), em comparacao com 18 por cento para os paises de renda media-alta e 5 por cento para os paises de renda media-baixa.[3] Os paises de alta renda tambem concentram 87 por cento dos modelos de IA notaveis, 86 por cento das startups de IA e 91 por cento do capital de risco de IA, embora representem apenas 17 por cento da populacao mundial. A America Latina situa-se na categoria intermediaria: consumidora dinamica de IA, mas quase inteiramente dependente da infraestrutura estrangeira (americana e, cada vez mais, chinesa) para computacao.</w:t>
+        <w:t>Essa dinamica de adocao contrasta com um deficit infraestrutural consideravel. Os paises de alta renda abrigam 77 por cento da capacidade mundial de data centers de colocation (junho de 2025), em comparacao com 18 por cento para os paises de renda media-alta e 5 por cento para os paises de renda media-baixa.[3] Os paises de alta renda tambem concentram 87 por cento dos modelos de IA notaveis, 86 por cento das startups de IA e 91 por cento do capital de risco de IA, embora representem apenas 17 por cento da populacao mundial. A America Latina situa-se na categoria intermediaria: consumidora dinamica de IA, mas quase inteiramente dependente da infraestrutura estrangeira (americana e, cada vez mais, chinesa) para computacao.</w:t>
       </w:r>
     </w:p>
     <w:p>
@@ -19020,7 +19020,7 @@
           <w:color w:val="555555"/>
           <w:sz w:val="18"/>
         </w:rPr>
-        <w:t>Banco Mundial (novembro de 2025), Digital Progress and Trends Report 2025: Strengthening AI Foundations. Paises de alta renda: 78,9% capacidade DC de colocation, 87% modelos de IA notaveis, 86% startups de IA, 91% VC de IA.</w:t>
+        <w:t>Banco Mundial (novembro de 2025), Digital Progress and Trends Report 2025: Strengthening AI Foundations. Paises de alta renda: 77% capacidade DC de colocation, 87% modelos de IA notaveis, 86% startups de IA, 91% VC de IA.</w:t>
       </w:r>
     </w:p>
     <w:p>
@@ -23839,7 +23839,7 @@
           <w:color w:val="202020"/>
           <w:sz w:val="22"/>
         </w:rPr>
-        <w:t>O indice CACI (Compute-Adjusted Competitive Index) desenvolvido neste estudo permite a quantificacao da assimetria estrutural. No snapshot do painel publico de abril de 2026, a razao bruta de computacao instalada operacional EUA/UE(13) e de 17,6:1, traduzida por uma formula geometrica ponderada F^0,40 x L^0,20 x R^0,15 / E^0,25 em uma razao CACI Power Mode de 3,47:1. A concentracao de 76,9 por cento da computacao de IA operacional global nos Estados Unidos (49,9 por cento incluindo capacidades planejadas), um capex anual dos hyperscalers de 660-690 bilhoes de USD (superior ao PIB da Suecia) e um custo de treinamento de modelos de fronteira 5 a 10 vezes inferior ao custo europeu confirmam este dominio. A vantagem e autorreforcante: as empresas com acesso abundante a computacao captam rendas de inovacao e de dados que sao muito dificeis de alcancar posteriormente (Capitulo IV).</w:t>
+        <w:t>O indice CACI (Compute-Adjusted Competitive Index) desenvolvido neste estudo permite a quantificacao da assimetria estrutural. No snapshot do painel publico de abril de 2026, a razao bruta de computacao instalada operacional EUA/UE(13) e de 17,6:1, traduzida por uma formula geometrica ponderada F^0,40 x L^0,20 x R^0,15 / E^0,25 em uma razao CACI Power Mode de 3,47:1. A concentracao de 78,9 por cento da computacao de IA operacional global nos Estados Unidos (49,9 por cento incluindo capacidades planejadas), um capex anual dos hyperscalers de 660-690 bilhoes de USD (superior ao PIB da Suecia) e um custo de treinamento de modelos de fronteira 5 a 10 vezes inferior ao custo europeu confirmam este dominio. A vantagem e autorreforcante: as empresas com acesso abundante a computacao captam rendas de inovacao e de dados que sao muito dificeis de alcancar posteriormente (Capitulo IV).</w:t>
       </w:r>
     </w:p>
     <w:p>
